--- a/02-gnn-drug-repositioning/data/paper_full_draft_v9.docx
+++ b/02-gnn-drug-repositioning/data/paper_full_draft_v9.docx
@@ -8200,7 +8200,7 @@
           <w:b w:val="0"/>
           <w:i w:val="0"/>
         </w:rPr>
-        <w:t xml:space="preserve"> Wang Z, et al. TMJ osteoarthritis: a review of current understanding and future directions. Int J Oral Sci. 2022;14(1):48.</w:t>
+        <w:t xml:space="preserve"> Wang D, et al. Recent advances in animal models, diagnosis, and treatment of temporomandibular joint osteoarthritis. Tissue Eng Part B Rev. 2023;29(1):68–82.</w:t>
       </w:r>
     </w:p>
     <w:p>
@@ -8536,7 +8536,7 @@
           <w:b w:val="0"/>
           <w:i w:val="0"/>
         </w:rPr>
-        <w:t xml:space="preserve"> Liu Y, et al. Learning interpretable cellular responses from perturbation data. Nat Methods. 2022;19(9):1093–1101.</w:t>
+        <w:t xml:space="preserve"> Luo H, et al. Biomedical data and computational models for drug repositioning: a comprehensive review. Brief Bioinform. 2021;22(2):1604–1619.</w:t>
       </w:r>
     </w:p>
     <w:p>
